--- a/samples/CVs/CV_02_Mega_Mahendra.docx
+++ b/samples/CVs/CV_02_Mega_Mahendra.docx
@@ -7,7 +7,7 @@
         <w:rPr>
           <w:b/>
           <w:color w:val="4A3728"/>
-          <w:sz w:val="44"/>
+          <w:sz w:val="40"/>
         </w:rPr>
         <w:t>Mega Mahendra</w:t>
       </w:r>
@@ -15,6 +15,8 @@
     <w:p>
       <w:r>
         <w:rPr>
+          <w:i/>
+          <w:color w:val="C9A227"/>
           <w:sz w:val="22"/>
         </w:rPr>
         <w:t>Target role: Mine Site Supervisor</w:t>
@@ -23,17 +25,19 @@
     <w:p>
       <w:r>
         <w:rPr>
-          <w:sz w:val="22"/>
+          <w:b w:val="0"/>
+          <w:sz w:val="20"/>
         </w:rPr>
-        <w:t>Location: Palopo, Sulsel · WNI · Available: Immediately</w:t>
+        <w:t>Location: Balikpapan, East Kalimantan  |  Citizenship: WNI  |  Availability: 30 days notice</w:t>
       </w:r>
     </w:p>
     <w:p>
       <w:r>
         <w:rPr>
-          <w:sz w:val="22"/>
+          <w:b w:val="0"/>
+          <w:sz w:val="20"/>
         </w:rPr>
-        <w:t>Email: mega.mahendra@example.co.id · Mobile: +62 889682313</w:t>
+        <w:t>Email: mega.mahendra@example.com  |  Phone: +62 813 7220 4411</w:t>
       </w:r>
     </w:p>
     <w:p>
@@ -47,36 +51,30 @@
       </w:r>
     </w:p>
     <w:p>
-      <w:pPr>
-        <w:pStyle w:val="ListBullet"/>
-      </w:pPr>
       <w:r>
         <w:rPr>
-          <w:sz w:val="22"/>
+          <w:b w:val="0"/>
+          <w:sz w:val="21"/>
         </w:rPr>
-        <w:t>Ten years progressive experience in open-pit gold and copper operations across Sulawesi and Kalimantan.</w:t>
+        <w:t>Mine supervisor with 7 years of open-pit coal experience, moving into gold and nickel.</w:t>
       </w:r>
     </w:p>
     <w:p>
-      <w:pPr>
-        <w:pStyle w:val="ListBullet"/>
-      </w:pPr>
       <w:r>
         <w:rPr>
-          <w:sz w:val="22"/>
+          <w:b w:val="0"/>
+          <w:sz w:val="21"/>
         </w:rPr>
-        <w:t>Certified POP (Pengawas Operasional Pratama) and POM (Pengawas Operasional Madya) under Kepmen ESDM 1827.</w:t>
+        <w:t>Strong on planning and dispatch, less exposure to blast supervision to date.</w:t>
       </w:r>
     </w:p>
     <w:p>
-      <w:pPr>
-        <w:pStyle w:val="ListBullet"/>
-      </w:pPr>
       <w:r>
         <w:rPr>
-          <w:sz w:val="22"/>
+          <w:b w:val="0"/>
+          <w:sz w:val="21"/>
         </w:rPr>
-        <w:t>Track record supervising crews of 40 to 60, delivering zero LTI over the last 3 years.</w:t>
+        <w:t>Studying for POM certification, expected complete Q4 2026.</w:t>
       </w:r>
     </w:p>
     <w:p>
@@ -95,7 +93,16 @@
           <w:b/>
           <w:sz w:val="22"/>
         </w:rPr>
-        <w:t>2023-present · Shift Supervisor · PT Merdeka Copper Gold, Tujuh Bukit</w:t>
+        <w:t>Mine Supervisor - PT Adaro Energy</w:t>
+      </w:r>
+    </w:p>
+    <w:p>
+      <w:r>
+        <w:rPr>
+          <w:b w:val="0"/>
+          <w:sz w:val="20"/>
+        </w:rPr>
+        <w:t>Jan 2022 - present  |  Tabalong, South Kalimantan</w:t>
       </w:r>
     </w:p>
     <w:p>
@@ -104,9 +111,9 @@
       </w:pPr>
       <w:r>
         <w:rPr>
-          <w:sz w:val="22"/>
+          <w:sz w:val="21"/>
         </w:rPr>
-        <w:t>Supervised drill and blast crew, 45 personnel per shift.</w:t>
+        <w:t>Supervises a 35-person B-crew on load and haul, average 42,000 BCM per shift.</w:t>
       </w:r>
     </w:p>
     <w:p>
@@ -115,9 +122,27 @@
       </w:pPr>
       <w:r>
         <w:rPr>
+          <w:sz w:val="21"/>
+        </w:rPr>
+        <w:t>Owns the daily dispatch reconciliation between Modular Mining and SAP PM.</w:t>
+      </w:r>
+    </w:p>
+    <w:p>
+      <w:r>
+        <w:rPr>
+          <w:b/>
           <w:sz w:val="22"/>
         </w:rPr>
-        <w:t>Held safety talk daily, zero LTI for consecutive 36 months.</w:t>
+        <w:t>Assistant Supervisor - PT Bukit Asam</w:t>
+      </w:r>
+    </w:p>
+    <w:p>
+      <w:r>
+        <w:rPr>
+          <w:b w:val="0"/>
+          <w:sz w:val="20"/>
+        </w:rPr>
+        <w:t>May 2019 - Dec 2021  |  Tanjung Enim, South Sumatra</w:t>
       </w:r>
     </w:p>
     <w:p>
@@ -126,9 +151,20 @@
       </w:pPr>
       <w:r>
         <w:rPr>
-          <w:sz w:val="22"/>
+          <w:sz w:val="21"/>
         </w:rPr>
-        <w:t>Reduced blast delay by 22 percent through pre-shift readiness checks.</w:t>
+        <w:t>Supported the Muara Tiga Besar pit ramp-up from 6 Mtpa to 9 Mtpa.</w:t>
+      </w:r>
+    </w:p>
+    <w:p>
+      <w:pPr>
+        <w:pStyle w:val="ListBullet"/>
+      </w:pPr>
+      <w:r>
+        <w:rPr>
+          <w:sz w:val="21"/>
+        </w:rPr>
+        <w:t>Led a Kaizen team that reduced idle-truck minutes by 12%.</w:t>
       </w:r>
     </w:p>
     <w:p>
@@ -137,7 +173,16 @@
           <w:b/>
           <w:sz w:val="22"/>
         </w:rPr>
-        <w:t>2019-2023 · Section Supervisor · PT Amman Mineral, Batu Hijau</w:t>
+        <w:t>Graduate Engineer - PT Petrosea</w:t>
+      </w:r>
+    </w:p>
+    <w:p>
+      <w:r>
+        <w:rPr>
+          <w:b w:val="0"/>
+          <w:sz w:val="20"/>
+        </w:rPr>
+        <w:t>Sep 2017 - Apr 2019  |  Balikpapan</w:t>
       </w:r>
     </w:p>
     <w:p>
@@ -146,9 +191,9 @@
       </w:pPr>
       <w:r>
         <w:rPr>
-          <w:sz w:val="22"/>
+          <w:sz w:val="21"/>
         </w:rPr>
-        <w:t>Coordinated haul truck fleet of 32 units against production plan.</w:t>
+        <w:t>Rotated through drill-and-blast, geotech and short-term planning.</w:t>
       </w:r>
     </w:p>
     <w:p>
@@ -157,51 +202,9 @@
       </w:pPr>
       <w:r>
         <w:rPr>
-          <w:sz w:val="22"/>
+          <w:sz w:val="21"/>
         </w:rPr>
-        <w:t>Introduced tyre life tracking, extended average life by 8 percent.</w:t>
-      </w:r>
-    </w:p>
-    <w:p>
-      <w:pPr>
-        <w:pStyle w:val="ListBullet"/>
-      </w:pPr>
-      <w:r>
-        <w:rPr>
-          <w:sz w:val="22"/>
-        </w:rPr>
-        <w:t>Mentored 6 junior supervisors, 4 promoted to Shift Supervisor.</w:t>
-      </w:r>
-    </w:p>
-    <w:p>
-      <w:r>
-        <w:rPr>
-          <w:b/>
-          <w:sz w:val="22"/>
-        </w:rPr>
-        <w:t>2015-2019 · Foreman · PT Vale Indonesia, Sorowako</w:t>
-      </w:r>
-    </w:p>
-    <w:p>
-      <w:pPr>
-        <w:pStyle w:val="ListBullet"/>
-      </w:pPr>
-      <w:r>
-        <w:rPr>
-          <w:sz w:val="22"/>
-        </w:rPr>
-        <w:t>Front-line supervision of open-pit development operations.</w:t>
-      </w:r>
-    </w:p>
-    <w:p>
-      <w:pPr>
-        <w:pStyle w:val="ListBullet"/>
-      </w:pPr>
-      <w:r>
-        <w:rPr>
-          <w:sz w:val="22"/>
-        </w:rPr>
-        <w:t>Led toolbox meetings, safety observation rate above target.</w:t>
+        <w:t>Built the standard weekly production pack still used on the ABN project.</w:t>
       </w:r>
     </w:p>
     <w:p>
@@ -215,25 +218,12 @@
       </w:r>
     </w:p>
     <w:p>
-      <w:pPr>
-        <w:pStyle w:val="ListBullet"/>
-      </w:pPr>
       <w:r>
         <w:rPr>
-          <w:sz w:val="22"/>
+          <w:b w:val="0"/>
+          <w:sz w:val="21"/>
         </w:rPr>
-        <w:t>S1 Teknik Pertambangan, Universitas Hasanuddin</w:t>
-      </w:r>
-    </w:p>
-    <w:p>
-      <w:pPr>
-        <w:pStyle w:val="ListBullet"/>
-      </w:pPr>
-      <w:r>
-        <w:rPr>
-          <w:sz w:val="22"/>
-        </w:rPr>
-        <w:t>D3 Teknik Pertambangan, ITB</w:t>
+        <w:t>Bachelor of Mining Engineering, ITB Bandung, 2017.</w:t>
       </w:r>
     </w:p>
     <w:p>
@@ -252,9 +242,9 @@
       </w:pPr>
       <w:r>
         <w:rPr>
-          <w:sz w:val="22"/>
+          <w:sz w:val="21"/>
         </w:rPr>
-        <w:t>POP</w:t>
+        <w:t>POP (Pengawas Operasional Pertama) - active</w:t>
       </w:r>
     </w:p>
     <w:p>
@@ -263,9 +253,9 @@
       </w:pPr>
       <w:r>
         <w:rPr>
-          <w:sz w:val="22"/>
+          <w:sz w:val="21"/>
         </w:rPr>
-        <w:t>POM</w:t>
+        <w:t>POM candidate, exam scheduled November 2026</w:t>
       </w:r>
     </w:p>
     <w:p>
@@ -274,9 +264,9 @@
       </w:pPr>
       <w:r>
         <w:rPr>
-          <w:sz w:val="22"/>
+          <w:sz w:val="21"/>
         </w:rPr>
-        <w:t>First Aid &amp; CPR (2024)</w:t>
+        <w:t>Defensive Driving - Trakindo Academy</w:t>
       </w:r>
     </w:p>
     <w:p>
@@ -292,14 +282,43 @@
     <w:p>
       <w:r>
         <w:rPr>
-          <w:sz w:val="22"/>
+          <w:b w:val="0"/>
+          <w:sz w:val="21"/>
         </w:rPr>
-        <w:t>Bahasa Indonesia (native), English (fluent), Mandarin (basic)</w:t>
+        <w:t>Bahasa Indonesia (native), English (working proficiency).</w:t>
+      </w:r>
+    </w:p>
+    <w:p>
+      <w:r>
+        <w:rPr>
+          <w:b/>
+          <w:color w:val="4A3728"/>
+          <w:sz w:val="28"/>
+        </w:rPr>
+        <w:t>References</w:t>
+      </w:r>
+    </w:p>
+    <w:p>
+      <w:r>
+        <w:rPr>
+          <w:b w:val="0"/>
+          <w:sz w:val="21"/>
+        </w:rPr>
+        <w:t>Bp. Arif Rahman, Superintendent Mine Ops, PT Adaro Energy.</w:t>
+      </w:r>
+    </w:p>
+    <w:p>
+      <w:r>
+        <w:rPr>
+          <w:b w:val="0"/>
+          <w:sz w:val="21"/>
+        </w:rPr>
+        <w:t>Ibu Rina Amelia, HR Manager, PT Petrosea.</w:t>
       </w:r>
     </w:p>
     <w:sectPr>
       <w:pgSz w:w="12240" w:h="15840"/>
-      <w:pgMar w:top="1020" w:right="1134" w:bottom="1020" w:left="1134" w:header="720" w:footer="720" w:gutter="0"/>
+      <w:pgMar w:top="864" w:right="1008" w:bottom="864" w:left="1008" w:header="720" w:footer="720" w:gutter="0"/>
       <w:cols w:space="720"/>
       <w:docGrid w:linePitch="360"/>
     </w:sectPr>
